--- a/AER_I_Submission/Fenichel_Disclosure.docx
+++ b/AER_I_Submission/Fenichel_Disclosure.docx
@@ -79,20 +79,141 @@
       <w:pPr>
         <w:pStyle w:val="Body"/>
         <w:spacing w:before="49"/>
+        <w:ind w:right="-5040" w:firstLine="720"/>
+        <w:rPr>
+          <w:rFonts w:ascii="Times New Roman" w:eastAsia="Times New Roman" w:hAnsi="Times New Roman" w:cs="Times New Roman"/>
+          <w:sz w:val="24"/>
+          <w:szCs w:val="24"/>
+          <w:u w:color="000000"/>
+        </w:rPr>
+      </w:pPr>
+      <w:r>
+        <w:rPr>
+          <w:rFonts w:ascii="Times New Roman" w:eastAsia="Times New Roman" w:hAnsi="Times New Roman" w:cs="Times New Roman"/>
+          <w:sz w:val="24"/>
+          <w:szCs w:val="24"/>
+          <w:u w:color="000000"/>
+        </w:rPr>
+        <w:t xml:space="preserve">I have </w:t>
+      </w:r>
+      <w:r>
+        <w:rPr>
+          <w:rFonts w:ascii="Times New Roman" w:eastAsia="Times New Roman" w:hAnsi="Times New Roman" w:cs="Times New Roman"/>
+          <w:sz w:val="24"/>
+          <w:szCs w:val="24"/>
+          <w:u w:color="000000"/>
+        </w:rPr>
+        <w:t>no conflicts of interest to</w:t>
+      </w:r>
+      <w:r>
+        <w:rPr>
+          <w:rFonts w:ascii="Times New Roman" w:eastAsia="Times New Roman" w:hAnsi="Times New Roman" w:cs="Times New Roman"/>
+          <w:sz w:val="24"/>
+          <w:szCs w:val="24"/>
+          <w:u w:color="000000"/>
+        </w:rPr>
+        <w:t xml:space="preserve"> </w:t>
+      </w:r>
+      <w:r>
+        <w:rPr>
+          <w:rFonts w:ascii="Times New Roman" w:eastAsia="Times New Roman" w:hAnsi="Times New Roman" w:cs="Times New Roman"/>
+          <w:sz w:val="24"/>
+          <w:szCs w:val="24"/>
+          <w:u w:color="000000"/>
+        </w:rPr>
+        <w:t xml:space="preserve">declare. </w:t>
+      </w:r>
+      <w:r>
         <w:rPr>
           <w:rFonts w:ascii="Times New Roman" w:hAnsi="Times New Roman" w:cs="Times New Roman"/>
           <w:sz w:val="24"/>
           <w:szCs w:val="24"/>
         </w:rPr>
+        <w:t>The research was supported by the Knobloch Family Foundation</w:t>
+      </w:r>
+      <w:r>
+        <w:rPr>
+          <w:rFonts w:ascii="Times New Roman" w:eastAsia="Times New Roman" w:hAnsi="Times New Roman" w:cs="Times New Roman"/>
+          <w:sz w:val="24"/>
+          <w:szCs w:val="24"/>
+          <w:u w:color="000000"/>
+        </w:rPr>
+        <w:t>.</w:t>
+      </w:r>
+      <w:r>
+        <w:rPr>
+          <w:rFonts w:ascii="Times New Roman" w:eastAsia="Times New Roman" w:hAnsi="Times New Roman" w:cs="Times New Roman"/>
+          <w:sz w:val="24"/>
+          <w:szCs w:val="24"/>
+          <w:u w:color="000000"/>
+        </w:rPr>
+        <w:t xml:space="preserve"> I have previously served on the science advisory committee for the BEA. I have consulted for the World Bank in the past, including on the 2024 CWON report. I do not view these as conflicts of interest. </w:t>
+      </w:r>
+    </w:p>
+    <w:p>
+      <w:pPr>
+        <w:pStyle w:val="Body"/>
+        <w:spacing w:before="49"/>
+        <w:ind w:right="-5040"/>
+        <w:rPr>
+          <w:rFonts w:ascii="Times New Roman" w:eastAsia="Times New Roman" w:hAnsi="Times New Roman" w:cs="Times New Roman"/>
+          <w:sz w:val="24"/>
+          <w:szCs w:val="24"/>
+          <w:u w:color="000000"/>
+        </w:rPr>
       </w:pPr>
-      <w:r>
-        <w:rPr>
-          <w:rFonts w:ascii="Times New Roman" w:eastAsia="Times New Roman" w:hAnsi="Times New Roman" w:cs="Times New Roman"/>
-          <w:sz w:val="24"/>
-          <w:szCs w:val="24"/>
-          <w:u w:color="000000"/>
-        </w:rPr>
-        <w:t>…</w:t>
+    </w:p>
+    <w:p>
+      <w:pPr>
+        <w:pStyle w:val="Body"/>
+        <w:spacing w:before="49"/>
+        <w:ind w:right="-5040"/>
+        <w:rPr>
+          <w:rFonts w:ascii="Times New Roman" w:eastAsia="Times New Roman" w:hAnsi="Times New Roman" w:cs="Times New Roman"/>
+          <w:sz w:val="24"/>
+          <w:szCs w:val="24"/>
+          <w:u w:color="000000"/>
+        </w:rPr>
+      </w:pPr>
+      <w:r>
+        <w:rPr>
+          <w:rFonts w:ascii="Times New Roman" w:eastAsia="Times New Roman" w:hAnsi="Times New Roman" w:cs="Times New Roman"/>
+          <w:sz w:val="24"/>
+          <w:szCs w:val="24"/>
+          <w:u w:color="000000"/>
+        </w:rPr>
+        <w:t xml:space="preserve">Sincerely, </w:t>
+      </w:r>
+    </w:p>
+    <w:p>
+      <w:pPr>
+        <w:pStyle w:val="Body"/>
+        <w:spacing w:before="49"/>
+        <w:ind w:right="-5040"/>
+        <w:rPr>
+          <w:rFonts w:ascii="Times New Roman" w:eastAsia="Times New Roman" w:hAnsi="Times New Roman" w:cs="Times New Roman"/>
+          <w:sz w:val="24"/>
+          <w:szCs w:val="24"/>
+          <w:u w:color="000000"/>
+        </w:rPr>
+      </w:pPr>
+      <w:r>
+        <w:rPr>
+          <w:rFonts w:ascii="Times New Roman" w:eastAsia="Times New Roman" w:hAnsi="Times New Roman" w:cs="Times New Roman"/>
+          <w:sz w:val="24"/>
+          <w:szCs w:val="24"/>
+          <w:u w:color="000000"/>
+        </w:rPr>
+        <w:t xml:space="preserve">Eli Fenichel </w:t>
+      </w:r>
+      <w:r>
+        <w:rPr>
+          <w:rFonts w:ascii="Times New Roman" w:eastAsia="Times New Roman" w:hAnsi="Times New Roman" w:cs="Times New Roman"/>
+          <w:sz w:val="24"/>
+          <w:szCs w:val="24"/>
+          <w:u w:color="000000"/>
+        </w:rPr>
+        <w:t xml:space="preserve"> </w:t>
       </w:r>
     </w:p>
     <w:p/>

--- a/AER_I_Submission/Fenichel_Disclosure.docx
+++ b/AER_I_Submission/Fenichel_Disclosure.docx
@@ -7,18 +7,18 @@
         <w:pStyle w:val="BodyA"/>
         <w:spacing w:before="49"/>
         <w:rPr>
-          <w:rFonts w:ascii="Times New Roman" w:eastAsia="Times New Roman" w:hAnsi="Times New Roman" w:cs="Times New Roman"/>
-          <w:sz w:val="24"/>
-          <w:szCs w:val="24"/>
+          <w:rFonts w:ascii="Yale 2024" w:eastAsia="Times New Roman" w:hAnsi="Yale 2024" w:cs="Times New Roman"/>
+          <w:sz w:val="20"/>
+          <w:szCs w:val="20"/>
         </w:rPr>
       </w:pPr>
       <w:r>
         <w:rPr>
-          <w:rFonts w:ascii="Times New Roman" w:hAnsi="Times New Roman"/>
-          <w:sz w:val="24"/>
-          <w:szCs w:val="24"/>
-        </w:rPr>
-        <w:t>March 5, 2026</w:t>
+          <w:rFonts w:ascii="Yale 2024" w:hAnsi="Yale 2024"/>
+          <w:sz w:val="20"/>
+          <w:szCs w:val="20"/>
+        </w:rPr>
+        <w:t>May 27, 2026</w:t>
       </w:r>
     </w:p>
     <w:p>
@@ -26,9 +26,9 @@
         <w:pStyle w:val="Body"/>
         <w:spacing w:before="49"/>
         <w:rPr>
-          <w:rFonts w:ascii="Times New Roman" w:eastAsia="Times New Roman" w:hAnsi="Times New Roman" w:cs="Times New Roman"/>
-          <w:sz w:val="24"/>
-          <w:szCs w:val="24"/>
+          <w:rFonts w:ascii="Yale 2024" w:eastAsia="Times New Roman" w:hAnsi="Yale 2024" w:cs="Times New Roman"/>
+          <w:sz w:val="20"/>
+          <w:szCs w:val="20"/>
         </w:rPr>
       </w:pPr>
     </w:p>
@@ -37,16 +37,16 @@
         <w:pStyle w:val="Body"/>
         <w:spacing w:before="49"/>
         <w:rPr>
-          <w:rFonts w:ascii="Times New Roman" w:eastAsia="Times New Roman" w:hAnsi="Times New Roman" w:cs="Times New Roman"/>
-          <w:sz w:val="24"/>
-          <w:szCs w:val="24"/>
+          <w:rFonts w:ascii="Yale 2024" w:eastAsia="Times New Roman" w:hAnsi="Yale 2024" w:cs="Times New Roman"/>
+          <w:sz w:val="20"/>
+          <w:szCs w:val="20"/>
         </w:rPr>
       </w:pPr>
       <w:r>
         <w:rPr>
-          <w:rFonts w:ascii="Times New Roman" w:hAnsi="Times New Roman"/>
-          <w:sz w:val="24"/>
-          <w:szCs w:val="24"/>
+          <w:rFonts w:ascii="Yale 2024" w:hAnsi="Yale 2024"/>
+          <w:sz w:val="20"/>
+          <w:szCs w:val="20"/>
         </w:rPr>
         <w:t>Dear Editor(s),</w:t>
       </w:r>
@@ -56,9 +56,9 @@
         <w:pStyle w:val="Body"/>
         <w:spacing w:before="49"/>
         <w:rPr>
-          <w:rFonts w:ascii="Times New Roman" w:eastAsia="Times New Roman" w:hAnsi="Times New Roman" w:cs="Times New Roman"/>
-          <w:sz w:val="24"/>
-          <w:szCs w:val="24"/>
+          <w:rFonts w:ascii="Yale 2024" w:eastAsia="Times New Roman" w:hAnsi="Yale 2024" w:cs="Times New Roman"/>
+          <w:sz w:val="20"/>
+          <w:szCs w:val="20"/>
           <w:u w:color="000000"/>
         </w:rPr>
       </w:pPr>
@@ -68,9 +68,9 @@
         <w:pStyle w:val="Body"/>
         <w:spacing w:before="49"/>
         <w:rPr>
-          <w:rFonts w:ascii="Times New Roman" w:eastAsia="Times New Roman" w:hAnsi="Times New Roman" w:cs="Times New Roman"/>
-          <w:sz w:val="24"/>
-          <w:szCs w:val="24"/>
+          <w:rFonts w:ascii="Yale 2024" w:eastAsia="Times New Roman" w:hAnsi="Yale 2024" w:cs="Times New Roman"/>
+          <w:sz w:val="20"/>
+          <w:szCs w:val="20"/>
           <w:u w:color="000000"/>
         </w:rPr>
       </w:pPr>
@@ -81,73 +81,73 @@
         <w:spacing w:before="49"/>
         <w:ind w:right="-5040" w:firstLine="720"/>
         <w:rPr>
-          <w:rFonts w:ascii="Times New Roman" w:eastAsia="Times New Roman" w:hAnsi="Times New Roman" w:cs="Times New Roman"/>
-          <w:sz w:val="24"/>
-          <w:szCs w:val="24"/>
+          <w:rFonts w:ascii="Yale 2024" w:eastAsia="Times New Roman" w:hAnsi="Yale 2024" w:cs="Times New Roman"/>
+          <w:sz w:val="20"/>
+          <w:szCs w:val="20"/>
           <w:u w:color="000000"/>
         </w:rPr>
       </w:pPr>
       <w:r>
         <w:rPr>
-          <w:rFonts w:ascii="Times New Roman" w:eastAsia="Times New Roman" w:hAnsi="Times New Roman" w:cs="Times New Roman"/>
-          <w:sz w:val="24"/>
-          <w:szCs w:val="24"/>
-          <w:u w:color="000000"/>
-        </w:rPr>
-        <w:t xml:space="preserve">I have </w:t>
-      </w:r>
-      <w:r>
-        <w:rPr>
-          <w:rFonts w:ascii="Times New Roman" w:eastAsia="Times New Roman" w:hAnsi="Times New Roman" w:cs="Times New Roman"/>
-          <w:sz w:val="24"/>
-          <w:szCs w:val="24"/>
-          <w:u w:color="000000"/>
-        </w:rPr>
-        <w:t>no conflicts of interest to</w:t>
-      </w:r>
-      <w:r>
-        <w:rPr>
-          <w:rFonts w:ascii="Times New Roman" w:eastAsia="Times New Roman" w:hAnsi="Times New Roman" w:cs="Times New Roman"/>
-          <w:sz w:val="24"/>
-          <w:szCs w:val="24"/>
-          <w:u w:color="000000"/>
-        </w:rPr>
-        <w:t xml:space="preserve"> </w:t>
-      </w:r>
-      <w:r>
-        <w:rPr>
-          <w:rFonts w:ascii="Times New Roman" w:eastAsia="Times New Roman" w:hAnsi="Times New Roman" w:cs="Times New Roman"/>
-          <w:sz w:val="24"/>
-          <w:szCs w:val="24"/>
-          <w:u w:color="000000"/>
-        </w:rPr>
-        <w:t xml:space="preserve">declare. </w:t>
-      </w:r>
-      <w:r>
-        <w:rPr>
-          <w:rFonts w:ascii="Times New Roman" w:hAnsi="Times New Roman" w:cs="Times New Roman"/>
-          <w:sz w:val="24"/>
-          <w:szCs w:val="24"/>
+          <w:rFonts w:ascii="Yale 2024" w:eastAsia="Times New Roman" w:hAnsi="Yale 2024" w:cs="Times New Roman"/>
+          <w:sz w:val="20"/>
+          <w:szCs w:val="20"/>
+          <w:u w:color="000000"/>
+        </w:rPr>
+        <w:t xml:space="preserve">I have no conflicts of interest to declare. </w:t>
+      </w:r>
+      <w:r>
+        <w:rPr>
+          <w:rFonts w:ascii="Yale 2024" w:hAnsi="Yale 2024" w:cs="Times New Roman"/>
+          <w:sz w:val="20"/>
+          <w:szCs w:val="20"/>
         </w:rPr>
         <w:t>The research was supported by the Knobloch Family Foundation</w:t>
       </w:r>
       <w:r>
         <w:rPr>
-          <w:rFonts w:ascii="Times New Roman" w:eastAsia="Times New Roman" w:hAnsi="Times New Roman" w:cs="Times New Roman"/>
-          <w:sz w:val="24"/>
-          <w:szCs w:val="24"/>
-          <w:u w:color="000000"/>
-        </w:rPr>
-        <w:t>.</w:t>
-      </w:r>
-      <w:r>
-        <w:rPr>
-          <w:rFonts w:ascii="Times New Roman" w:eastAsia="Times New Roman" w:hAnsi="Times New Roman" w:cs="Times New Roman"/>
-          <w:sz w:val="24"/>
-          <w:szCs w:val="24"/>
-          <w:u w:color="000000"/>
-        </w:rPr>
-        <w:t xml:space="preserve"> I have previously served on the science advisory committee for the BEA. I have consulted for the World Bank in the past, including on the 2024 CWON report. I do not view these as conflicts of interest. </w:t>
+          <w:rFonts w:ascii="Yale 2024" w:eastAsia="Times New Roman" w:hAnsi="Yale 2024" w:cs="Times New Roman"/>
+          <w:sz w:val="20"/>
+          <w:szCs w:val="20"/>
+          <w:u w:color="000000"/>
+        </w:rPr>
+        <w:t xml:space="preserve">. I have previously served on the science advisory committee for the </w:t>
+      </w:r>
+      <w:r>
+        <w:rPr>
+          <w:rFonts w:ascii="Yale 2024" w:eastAsia="Times New Roman" w:hAnsi="Yale 2024" w:cs="Times New Roman"/>
+          <w:sz w:val="20"/>
+          <w:szCs w:val="20"/>
+          <w:u w:color="000000"/>
+        </w:rPr>
+        <w:t>United States Bureau of Economic Analysis (</w:t>
+      </w:r>
+      <w:r>
+        <w:rPr>
+          <w:rFonts w:ascii="Yale 2024" w:eastAsia="Times New Roman" w:hAnsi="Yale 2024" w:cs="Times New Roman"/>
+          <w:sz w:val="20"/>
+          <w:szCs w:val="20"/>
+          <w:u w:color="000000"/>
+        </w:rPr>
+        <w:t>BEA</w:t>
+      </w:r>
+      <w:r>
+        <w:rPr>
+          <w:rFonts w:ascii="Yale 2024" w:eastAsia="Times New Roman" w:hAnsi="Yale 2024" w:cs="Times New Roman"/>
+          <w:sz w:val="20"/>
+          <w:szCs w:val="20"/>
+          <w:u w:color="000000"/>
+        </w:rPr>
+        <w:t>)</w:t>
+      </w:r>
+      <w:r>
+        <w:rPr>
+          <w:rFonts w:ascii="Yale 2024" w:eastAsia="Times New Roman" w:hAnsi="Yale 2024" w:cs="Times New Roman"/>
+          <w:sz w:val="20"/>
+          <w:szCs w:val="20"/>
+          <w:u w:color="000000"/>
+        </w:rPr>
+        <w:t xml:space="preserve">. I have consulted for the World Bank in the past, including on the 2024 CWON report. I do not view these as conflicts of interest. </w:t>
       </w:r>
     </w:p>
     <w:p>
@@ -156,9 +156,9 @@
         <w:spacing w:before="49"/>
         <w:ind w:right="-5040"/>
         <w:rPr>
-          <w:rFonts w:ascii="Times New Roman" w:eastAsia="Times New Roman" w:hAnsi="Times New Roman" w:cs="Times New Roman"/>
-          <w:sz w:val="24"/>
-          <w:szCs w:val="24"/>
+          <w:rFonts w:ascii="Yale 2024" w:eastAsia="Times New Roman" w:hAnsi="Yale 2024" w:cs="Times New Roman"/>
+          <w:sz w:val="20"/>
+          <w:szCs w:val="20"/>
           <w:u w:color="000000"/>
         </w:rPr>
       </w:pPr>
@@ -169,17 +169,17 @@
         <w:spacing w:before="49"/>
         <w:ind w:right="-5040"/>
         <w:rPr>
-          <w:rFonts w:ascii="Times New Roman" w:eastAsia="Times New Roman" w:hAnsi="Times New Roman" w:cs="Times New Roman"/>
-          <w:sz w:val="24"/>
-          <w:szCs w:val="24"/>
+          <w:rFonts w:ascii="Yale 2024" w:eastAsia="Times New Roman" w:hAnsi="Yale 2024" w:cs="Times New Roman"/>
+          <w:sz w:val="20"/>
+          <w:szCs w:val="20"/>
           <w:u w:color="000000"/>
         </w:rPr>
       </w:pPr>
       <w:r>
         <w:rPr>
-          <w:rFonts w:ascii="Times New Roman" w:eastAsia="Times New Roman" w:hAnsi="Times New Roman" w:cs="Times New Roman"/>
-          <w:sz w:val="24"/>
-          <w:szCs w:val="24"/>
+          <w:rFonts w:ascii="Yale 2024" w:eastAsia="Times New Roman" w:hAnsi="Yale 2024" w:cs="Times New Roman"/>
+          <w:sz w:val="20"/>
+          <w:szCs w:val="20"/>
           <w:u w:color="000000"/>
         </w:rPr>
         <w:t xml:space="preserve">Sincerely, </w:t>
@@ -191,39 +191,39 @@
         <w:spacing w:before="49"/>
         <w:ind w:right="-5040"/>
         <w:rPr>
-          <w:rFonts w:ascii="Times New Roman" w:eastAsia="Times New Roman" w:hAnsi="Times New Roman" w:cs="Times New Roman"/>
-          <w:sz w:val="24"/>
-          <w:szCs w:val="24"/>
+          <w:rFonts w:ascii="Yale 2024" w:eastAsia="Times New Roman" w:hAnsi="Yale 2024" w:cs="Times New Roman"/>
+          <w:sz w:val="20"/>
+          <w:szCs w:val="20"/>
           <w:u w:color="000000"/>
         </w:rPr>
       </w:pPr>
       <w:r>
         <w:rPr>
-          <w:rFonts w:ascii="Times New Roman" w:eastAsia="Times New Roman" w:hAnsi="Times New Roman" w:cs="Times New Roman"/>
-          <w:sz w:val="24"/>
-          <w:szCs w:val="24"/>
-          <w:u w:color="000000"/>
-        </w:rPr>
-        <w:t xml:space="preserve">Eli Fenichel </w:t>
-      </w:r>
-      <w:r>
-        <w:rPr>
-          <w:rFonts w:ascii="Times New Roman" w:eastAsia="Times New Roman" w:hAnsi="Times New Roman" w:cs="Times New Roman"/>
-          <w:sz w:val="24"/>
-          <w:szCs w:val="24"/>
-          <w:u w:color="000000"/>
-        </w:rPr>
-        <w:t xml:space="preserve"> </w:t>
-      </w:r>
-    </w:p>
-    <w:p/>
+          <w:rFonts w:ascii="Yale 2024" w:eastAsia="Times New Roman" w:hAnsi="Yale 2024" w:cs="Times New Roman"/>
+          <w:sz w:val="20"/>
+          <w:szCs w:val="20"/>
+          <w:u w:color="000000"/>
+        </w:rPr>
+        <w:t xml:space="preserve">Eli Fenichel  </w:t>
+      </w:r>
+    </w:p>
+    <w:p>
+      <w:pPr>
+        <w:rPr>
+          <w:rFonts w:ascii="Yale 2024" w:hAnsi="Yale 2024"/>
+          <w:sz w:val="20"/>
+          <w:szCs w:val="20"/>
+        </w:rPr>
+      </w:pPr>
+    </w:p>
     <w:sectPr>
       <w:headerReference w:type="default" r:id="rId6"/>
       <w:footerReference w:type="default" r:id="rId7"/>
       <w:type w:val="continuous"/>
       <w:pgSz w:w="12240" w:h="15840"/>
-      <w:pgMar w:top="1440" w:right="1440" w:bottom="1440" w:left="1440" w:header="720" w:footer="864" w:gutter="0"/>
+      <w:pgMar w:top="2405" w:right="1800" w:bottom="1440" w:left="1800" w:header="720" w:footer="864" w:gutter="0"/>
       <w:cols w:num="2" w:space="720"/>
+      <w:docGrid w:linePitch="326"/>
     </w:sectPr>
   </w:body>
 </w:document>
